--- a/06_Recursos/Guia_Instalacion.docx
+++ b/06_Recursos/Guia_Instalacion.docx
@@ -91,47 +91,51 @@
         <w:spacing w:after="240" w:line="360" w:lineRule="auto"/>
         <w:rPr>
           <w:rFonts w:ascii="Arial" w:hAnsi="Arial" w:cs="Arial"/>
+          <w:sz w:val="32"/>
+          <w:szCs w:val="32"/>
         </w:rPr>
       </w:pPr>
       <w:bookmarkStart w:id="1" w:name="requisitos"/>
       <w:r>
         <w:rPr>
           <w:rFonts w:ascii="Arial" w:hAnsi="Arial" w:cs="Arial"/>
+          <w:sz w:val="32"/>
+          <w:szCs w:val="32"/>
         </w:rPr>
         <w:t>1. Requisitos</w:t>
       </w:r>
     </w:p>
     <w:tbl>
       <w:tblPr>
-        <w:tblStyle w:val="Tablaconcuadrcula"/>
+        <w:tblStyle w:val="Tablaconcuadrcula1clara-nfasis1"/>
         <w:tblW w:w="0" w:type="auto"/>
         <w:tblLook w:val="0020" w:firstRow="1" w:lastRow="0" w:firstColumn="0" w:lastColumn="0" w:noHBand="0" w:noVBand="0"/>
       </w:tblPr>
       <w:tblGrid>
-        <w:gridCol w:w="3112"/>
-        <w:gridCol w:w="3703"/>
-        <w:gridCol w:w="2239"/>
+        <w:gridCol w:w="3033"/>
+        <w:gridCol w:w="3596"/>
+        <w:gridCol w:w="2199"/>
       </w:tblGrid>
       <w:tr>
-        <w:tc>
-          <w:tcPr>
-            <w:tcW w:w="0" w:type="auto"/>
-          </w:tcPr>
-          <w:p>
-            <w:pPr>
-              <w:pStyle w:val="Compact"/>
-              <w:spacing w:line="276" w:lineRule="auto"/>
-              <w:rPr>
-                <w:rFonts w:ascii="Arial" w:hAnsi="Arial" w:cs="Arial"/>
-                <w:b/>
-                <w:bCs/>
-              </w:rPr>
-            </w:pPr>
-            <w:r>
-              <w:rPr>
-                <w:rFonts w:ascii="Arial" w:hAnsi="Arial" w:cs="Arial"/>
-                <w:b/>
-                <w:bCs/>
+        <w:trPr>
+          <w:cnfStyle w:val="100000000000" w:firstRow="1" w:lastRow="0" w:firstColumn="0" w:lastColumn="0" w:oddVBand="0" w:evenVBand="0" w:oddHBand="0" w:evenHBand="0" w:firstRowFirstColumn="0" w:firstRowLastColumn="0" w:lastRowFirstColumn="0" w:lastRowLastColumn="0"/>
+        </w:trPr>
+        <w:tc>
+          <w:tcPr>
+            <w:tcW w:w="0" w:type="auto"/>
+          </w:tcPr>
+          <w:p>
+            <w:pPr>
+              <w:pStyle w:val="Compact"/>
+              <w:rPr>
+                <w:rFonts w:ascii="Arial" w:hAnsi="Arial" w:cs="Arial"/>
+                <w:b w:val="0"/>
+                <w:bCs w:val="0"/>
+              </w:rPr>
+            </w:pPr>
+            <w:r>
+              <w:rPr>
+                <w:rFonts w:ascii="Arial" w:hAnsi="Arial" w:cs="Arial"/>
               </w:rPr>
               <w:t>Programa</w:t>
             </w:r>
@@ -144,18 +148,15 @@
           <w:p>
             <w:pPr>
               <w:pStyle w:val="Compact"/>
-              <w:spacing w:line="276" w:lineRule="auto"/>
-              <w:rPr>
-                <w:rFonts w:ascii="Arial" w:hAnsi="Arial" w:cs="Arial"/>
-                <w:b/>
-                <w:bCs/>
-              </w:rPr>
-            </w:pPr>
-            <w:r>
-              <w:rPr>
-                <w:rFonts w:ascii="Arial" w:hAnsi="Arial" w:cs="Arial"/>
-                <w:b/>
-                <w:bCs/>
+              <w:rPr>
+                <w:rFonts w:ascii="Arial" w:hAnsi="Arial" w:cs="Arial"/>
+                <w:b w:val="0"/>
+                <w:bCs w:val="0"/>
+              </w:rPr>
+            </w:pPr>
+            <w:r>
+              <w:rPr>
+                <w:rFonts w:ascii="Arial" w:hAnsi="Arial" w:cs="Arial"/>
               </w:rPr>
               <w:t>Versión</w:t>
             </w:r>
@@ -168,18 +169,15 @@
           <w:p>
             <w:pPr>
               <w:pStyle w:val="Compact"/>
-              <w:spacing w:line="276" w:lineRule="auto"/>
-              <w:rPr>
-                <w:rFonts w:ascii="Arial" w:hAnsi="Arial" w:cs="Arial"/>
-                <w:b/>
-                <w:bCs/>
-              </w:rPr>
-            </w:pPr>
-            <w:r>
-              <w:rPr>
-                <w:rFonts w:ascii="Arial" w:hAnsi="Arial" w:cs="Arial"/>
-                <w:b/>
-                <w:bCs/>
+              <w:rPr>
+                <w:rFonts w:ascii="Arial" w:hAnsi="Arial" w:cs="Arial"/>
+                <w:b w:val="0"/>
+                <w:bCs w:val="0"/>
+              </w:rPr>
+            </w:pPr>
+            <w:r>
+              <w:rPr>
+                <w:rFonts w:ascii="Arial" w:hAnsi="Arial" w:cs="Arial"/>
               </w:rPr>
               <w:t>Uso</w:t>
             </w:r>
@@ -194,7 +192,6 @@
           <w:p>
             <w:pPr>
               <w:pStyle w:val="Compact"/>
-              <w:spacing w:line="276" w:lineRule="auto"/>
               <w:rPr>
                 <w:rFonts w:ascii="Arial" w:hAnsi="Arial" w:cs="Arial"/>
               </w:rPr>
@@ -214,7 +211,6 @@
           <w:p>
             <w:pPr>
               <w:pStyle w:val="Compact"/>
-              <w:spacing w:line="276" w:lineRule="auto"/>
               <w:rPr>
                 <w:rFonts w:ascii="Arial" w:hAnsi="Arial" w:cs="Arial"/>
               </w:rPr>
@@ -234,7 +230,6 @@
           <w:p>
             <w:pPr>
               <w:pStyle w:val="Compact"/>
-              <w:spacing w:line="276" w:lineRule="auto"/>
               <w:rPr>
                 <w:rFonts w:ascii="Arial" w:hAnsi="Arial" w:cs="Arial"/>
               </w:rPr>
@@ -256,7 +251,6 @@
           <w:p>
             <w:pPr>
               <w:pStyle w:val="Compact"/>
-              <w:spacing w:line="276" w:lineRule="auto"/>
               <w:rPr>
                 <w:rFonts w:ascii="Arial" w:hAnsi="Arial" w:cs="Arial"/>
               </w:rPr>
@@ -276,7 +270,6 @@
           <w:p>
             <w:pPr>
               <w:pStyle w:val="Compact"/>
-              <w:spacing w:line="276" w:lineRule="auto"/>
               <w:rPr>
                 <w:rFonts w:ascii="Arial" w:hAnsi="Arial" w:cs="Arial"/>
                 <w:lang w:val="es-PE"/>
@@ -298,7 +291,6 @@
           <w:p>
             <w:pPr>
               <w:pStyle w:val="Compact"/>
-              <w:spacing w:line="276" w:lineRule="auto"/>
               <w:rPr>
                 <w:rFonts w:ascii="Arial" w:hAnsi="Arial" w:cs="Arial"/>
               </w:rPr>
@@ -320,7 +312,6 @@
           <w:p>
             <w:pPr>
               <w:pStyle w:val="Compact"/>
-              <w:spacing w:line="276" w:lineRule="auto"/>
               <w:rPr>
                 <w:rFonts w:ascii="Arial" w:hAnsi="Arial" w:cs="Arial"/>
               </w:rPr>
@@ -340,7 +331,6 @@
           <w:p>
             <w:pPr>
               <w:pStyle w:val="Compact"/>
-              <w:spacing w:line="276" w:lineRule="auto"/>
               <w:rPr>
                 <w:rFonts w:ascii="Arial" w:hAnsi="Arial" w:cs="Arial"/>
               </w:rPr>
@@ -360,7 +350,6 @@
           <w:p>
             <w:pPr>
               <w:pStyle w:val="Compact"/>
-              <w:spacing w:line="276" w:lineRule="auto"/>
               <w:rPr>
                 <w:rFonts w:ascii="Arial" w:hAnsi="Arial" w:cs="Arial"/>
               </w:rPr>
@@ -382,7 +371,6 @@
           <w:p>
             <w:pPr>
               <w:pStyle w:val="Compact"/>
-              <w:spacing w:line="276" w:lineRule="auto"/>
               <w:rPr>
                 <w:rFonts w:ascii="Arial" w:hAnsi="Arial" w:cs="Arial"/>
               </w:rPr>
@@ -402,7 +390,6 @@
           <w:p>
             <w:pPr>
               <w:pStyle w:val="Compact"/>
-              <w:spacing w:line="276" w:lineRule="auto"/>
               <w:rPr>
                 <w:rFonts w:ascii="Arial" w:hAnsi="Arial" w:cs="Arial"/>
               </w:rPr>
@@ -422,7 +409,6 @@
           <w:p>
             <w:pPr>
               <w:pStyle w:val="Compact"/>
-              <w:spacing w:line="276" w:lineRule="auto"/>
               <w:rPr>
                 <w:rFonts w:ascii="Arial" w:hAnsi="Arial" w:cs="Arial"/>
               </w:rPr>
@@ -444,7 +430,6 @@
           <w:p>
             <w:pPr>
               <w:pStyle w:val="Compact"/>
-              <w:spacing w:line="276" w:lineRule="auto"/>
               <w:rPr>
                 <w:rFonts w:ascii="Arial" w:hAnsi="Arial" w:cs="Arial"/>
               </w:rPr>
@@ -464,7 +449,6 @@
           <w:p>
             <w:pPr>
               <w:pStyle w:val="Compact"/>
-              <w:spacing w:line="276" w:lineRule="auto"/>
               <w:rPr>
                 <w:rFonts w:ascii="Arial" w:hAnsi="Arial" w:cs="Arial"/>
               </w:rPr>
@@ -484,7 +468,6 @@
           <w:p>
             <w:pPr>
               <w:pStyle w:val="Compact"/>
-              <w:spacing w:line="276" w:lineRule="auto"/>
               <w:rPr>
                 <w:rFonts w:ascii="Arial" w:hAnsi="Arial" w:cs="Arial"/>
               </w:rPr>
@@ -505,6 +488,8 @@
         <w:spacing w:line="360" w:lineRule="auto"/>
         <w:rPr>
           <w:rFonts w:ascii="Arial" w:hAnsi="Arial" w:cs="Arial"/>
+          <w:sz w:val="32"/>
+          <w:szCs w:val="32"/>
         </w:rPr>
       </w:pPr>
       <w:bookmarkStart w:id="2" w:name="obtener-el-código"/>
@@ -512,6 +497,8 @@
       <w:r>
         <w:rPr>
           <w:rFonts w:ascii="Arial" w:hAnsi="Arial" w:cs="Arial"/>
+          <w:sz w:val="32"/>
+          <w:szCs w:val="32"/>
         </w:rPr>
         <w:t>2. Obtener el código</w:t>
       </w:r>
@@ -529,6 +516,7 @@
         <w:rPr>
           <w:rStyle w:val="FunctionTok"/>
           <w:rFonts w:ascii="Arial" w:hAnsi="Arial" w:cs="Arial"/>
+          <w:sz w:val="24"/>
           <w:lang w:val="es-PE"/>
         </w:rPr>
         <w:t>git</w:t>
@@ -537,6 +525,7 @@
         <w:rPr>
           <w:rStyle w:val="NormalTok"/>
           <w:rFonts w:ascii="Arial" w:hAnsi="Arial" w:cs="Arial"/>
+          <w:sz w:val="24"/>
           <w:lang w:val="es-PE"/>
         </w:rPr>
         <w:t xml:space="preserve"> clone https://github.com/USUARIO/ferreteria-inventario-ventas.git</w:t>
@@ -552,6 +541,7 @@
         <w:rPr>
           <w:rStyle w:val="BuiltInTok"/>
           <w:rFonts w:ascii="Arial" w:hAnsi="Arial" w:cs="Arial"/>
+          <w:sz w:val="24"/>
           <w:lang w:val="es-PE"/>
         </w:rPr>
         <w:t>cd</w:t>
@@ -560,6 +550,7 @@
         <w:rPr>
           <w:rStyle w:val="NormalTok"/>
           <w:rFonts w:ascii="Arial" w:hAnsi="Arial" w:cs="Arial"/>
+          <w:sz w:val="24"/>
           <w:lang w:val="es-PE"/>
         </w:rPr>
         <w:t xml:space="preserve"> ferreteria-inventario-ventas</w:t>
@@ -571,6 +562,8 @@
         <w:spacing w:after="240" w:line="360" w:lineRule="auto"/>
         <w:rPr>
           <w:rFonts w:ascii="Arial" w:hAnsi="Arial" w:cs="Arial"/>
+          <w:sz w:val="32"/>
+          <w:szCs w:val="32"/>
           <w:lang w:val="es-PE"/>
         </w:rPr>
       </w:pPr>
@@ -579,6 +572,8 @@
       <w:r>
         <w:rPr>
           <w:rFonts w:ascii="Arial" w:hAnsi="Arial" w:cs="Arial"/>
+          <w:sz w:val="32"/>
+          <w:szCs w:val="32"/>
           <w:lang w:val="es-PE"/>
         </w:rPr>
         <w:t>3. Base de datos (SQL Server)</w:t>
@@ -703,6 +698,7 @@
         <w:rPr>
           <w:rStyle w:val="VerbatimChar"/>
           <w:rFonts w:ascii="Arial" w:hAnsi="Arial" w:cs="Arial"/>
+          <w:sz w:val="24"/>
           <w:lang w:val="es-PE"/>
         </w:rPr>
         <w:t>1433</w:t>
@@ -849,6 +845,7 @@
         <w:rPr>
           <w:rStyle w:val="VerbatimChar"/>
           <w:rFonts w:ascii="Arial" w:hAnsi="Arial" w:cs="Arial"/>
+          <w:sz w:val="24"/>
           <w:lang w:val="es-PE"/>
         </w:rPr>
         <w:t>sa</w:t>
@@ -896,7 +893,7 @@
           <w:rFonts w:ascii="Arial" w:hAnsi="Arial" w:cs="Arial"/>
           <w:lang w:val="es-PE"/>
         </w:rPr>
-        <w:t>:</w:t>
+        <w:t xml:space="preserve"> (el script 01 elimina y vuelve a crear la base FerreteriaLosOlivos si ya existe; no lo ejecute sobre datos que desee conservar):</w:t>
       </w:r>
     </w:p>
     <w:p>
@@ -916,6 +913,7 @@
         <w:rPr>
           <w:rStyle w:val="VerbatimChar"/>
           <w:rFonts w:ascii="Arial" w:hAnsi="Arial" w:cs="Arial"/>
+          <w:sz w:val="24"/>
           <w:lang w:val="es-PE"/>
         </w:rPr>
         <w:t>04_Base_de_Datos/01_crear_base_datos.sql</w:t>
@@ -938,6 +936,7 @@
         <w:rPr>
           <w:rStyle w:val="VerbatimChar"/>
           <w:rFonts w:ascii="Arial" w:hAnsi="Arial" w:cs="Arial"/>
+          <w:sz w:val="24"/>
           <w:lang w:val="es-PE"/>
         </w:rPr>
         <w:t>04_Base_de_Datos/02_datos_prueba.sql</w:t>
@@ -949,6 +948,8 @@
         <w:spacing w:after="240" w:line="360" w:lineRule="auto"/>
         <w:rPr>
           <w:rFonts w:ascii="Arial" w:hAnsi="Arial" w:cs="Arial"/>
+          <w:sz w:val="32"/>
+          <w:szCs w:val="32"/>
           <w:lang w:val="es-PE"/>
         </w:rPr>
       </w:pPr>
@@ -957,6 +958,8 @@
       <w:r>
         <w:rPr>
           <w:rFonts w:ascii="Arial" w:hAnsi="Arial" w:cs="Arial"/>
+          <w:sz w:val="32"/>
+          <w:szCs w:val="32"/>
           <w:lang w:val="es-PE"/>
         </w:rPr>
         <w:t>4. API (Spring Boot)</w:t>
@@ -975,6 +978,7 @@
         <w:rPr>
           <w:rStyle w:val="BuiltInTok"/>
           <w:rFonts w:ascii="Arial" w:hAnsi="Arial" w:cs="Arial"/>
+          <w:sz w:val="24"/>
           <w:lang w:val="es-PE"/>
         </w:rPr>
         <w:t>cd</w:t>
@@ -983,6 +987,7 @@
         <w:rPr>
           <w:rStyle w:val="NormalTok"/>
           <w:rFonts w:ascii="Arial" w:hAnsi="Arial" w:cs="Arial"/>
+          <w:sz w:val="24"/>
           <w:lang w:val="es-PE"/>
         </w:rPr>
         <w:t xml:space="preserve"> 03_Codigo_Fuente/backend</w:t>
@@ -998,6 +1003,7 @@
         <w:rPr>
           <w:rStyle w:val="CommentTok"/>
           <w:rFonts w:ascii="Arial" w:hAnsi="Arial" w:cs="Arial"/>
+          <w:sz w:val="24"/>
           <w:lang w:val="es-PE"/>
         </w:rPr>
         <w:t># Windows (PowerShell)</w:t>
@@ -1013,6 +1019,7 @@
         <w:rPr>
           <w:rStyle w:val="VariableTok"/>
           <w:rFonts w:ascii="Arial" w:hAnsi="Arial" w:cs="Arial"/>
+          <w:sz w:val="24"/>
           <w:lang w:val="es-PE"/>
         </w:rPr>
         <w:t>$env</w:t>
@@ -1021,6 +1028,7 @@
         <w:rPr>
           <w:rStyle w:val="ExtensionTok"/>
           <w:rFonts w:ascii="Arial" w:hAnsi="Arial" w:cs="Arial"/>
+          <w:sz w:val="24"/>
           <w:lang w:val="es-PE"/>
         </w:rPr>
         <w:t>:DB_USER=</w:t>
@@ -1029,6 +1037,7 @@
         <w:rPr>
           <w:rStyle w:val="StringTok"/>
           <w:rFonts w:ascii="Arial" w:hAnsi="Arial" w:cs="Arial"/>
+          <w:sz w:val="24"/>
           <w:lang w:val="es-PE"/>
         </w:rPr>
         <w:t>"sa"</w:t>
@@ -1037,6 +1046,7 @@
         <w:rPr>
           <w:rStyle w:val="KeywordTok"/>
           <w:rFonts w:ascii="Arial" w:hAnsi="Arial" w:cs="Arial"/>
+          <w:sz w:val="24"/>
           <w:lang w:val="es-PE"/>
         </w:rPr>
         <w:t>;</w:t>
@@ -1045,6 +1055,7 @@
         <w:rPr>
           <w:rStyle w:val="NormalTok"/>
           <w:rFonts w:ascii="Arial" w:hAnsi="Arial" w:cs="Arial"/>
+          <w:sz w:val="24"/>
           <w:lang w:val="es-PE"/>
         </w:rPr>
         <w:t xml:space="preserve"> </w:t>
@@ -1053,6 +1064,7 @@
         <w:rPr>
           <w:rStyle w:val="VariableTok"/>
           <w:rFonts w:ascii="Arial" w:hAnsi="Arial" w:cs="Arial"/>
+          <w:sz w:val="24"/>
           <w:lang w:val="es-PE"/>
         </w:rPr>
         <w:t>$env</w:t>
@@ -1061,6 +1073,7 @@
         <w:rPr>
           <w:rStyle w:val="ExtensionTok"/>
           <w:rFonts w:ascii="Arial" w:hAnsi="Arial" w:cs="Arial"/>
+          <w:sz w:val="24"/>
           <w:lang w:val="es-PE"/>
         </w:rPr>
         <w:t>:DB_PASSWORD=</w:t>
@@ -1069,6 +1082,7 @@
         <w:rPr>
           <w:rStyle w:val="StringTok"/>
           <w:rFonts w:ascii="Arial" w:hAnsi="Arial" w:cs="Arial"/>
+          <w:sz w:val="24"/>
           <w:lang w:val="es-PE"/>
         </w:rPr>
         <w:t>"TU_CLAVE_DE_SA"</w:t>
@@ -1077,6 +1091,7 @@
         <w:rPr>
           <w:rStyle w:val="KeywordTok"/>
           <w:rFonts w:ascii="Arial" w:hAnsi="Arial" w:cs="Arial"/>
+          <w:sz w:val="24"/>
           <w:lang w:val="es-PE"/>
         </w:rPr>
         <w:t>;</w:t>
@@ -1085,6 +1100,7 @@
         <w:rPr>
           <w:rStyle w:val="NormalTok"/>
           <w:rFonts w:ascii="Arial" w:hAnsi="Arial" w:cs="Arial"/>
+          <w:sz w:val="24"/>
           <w:lang w:val="es-PE"/>
         </w:rPr>
         <w:t xml:space="preserve"> </w:t>
@@ -1093,22 +1109,45 @@
         <w:rPr>
           <w:rStyle w:val="VariableTok"/>
           <w:rFonts w:ascii="Arial" w:hAnsi="Arial" w:cs="Arial"/>
-          <w:lang w:val="es-PE"/>
-        </w:rPr>
-        <w:t>$env</w:t>
+          <w:sz w:val="24"/>
+          <w:lang w:val="es-PE"/>
+        </w:rPr>
+        <w:t>$</w:t>
+      </w:r>
+      <w:proofErr w:type="gramStart"/>
+      <w:r>
+        <w:rPr>
+          <w:rStyle w:val="VariableTok"/>
+          <w:rFonts w:ascii="Arial" w:hAnsi="Arial" w:cs="Arial"/>
+          <w:sz w:val="24"/>
+          <w:lang w:val="es-PE"/>
+        </w:rPr>
+        <w:t>env</w:t>
       </w:r>
       <w:r>
         <w:rPr>
           <w:rStyle w:val="ExtensionTok"/>
           <w:rFonts w:ascii="Arial" w:hAnsi="Arial" w:cs="Arial"/>
-          <w:lang w:val="es-PE"/>
-        </w:rPr>
-        <w:t>:JWT_SECRET=</w:t>
+          <w:sz w:val="24"/>
+          <w:lang w:val="es-PE"/>
+        </w:rPr>
+        <w:t>:JWT</w:t>
+      </w:r>
+      <w:proofErr w:type="gramEnd"/>
+      <w:r>
+        <w:rPr>
+          <w:rStyle w:val="ExtensionTok"/>
+          <w:rFonts w:ascii="Arial" w:hAnsi="Arial" w:cs="Arial"/>
+          <w:sz w:val="24"/>
+          <w:lang w:val="es-PE"/>
+        </w:rPr>
+        <w:t>_SECRET=</w:t>
       </w:r>
       <w:r>
         <w:rPr>
           <w:rStyle w:val="StringTok"/>
           <w:rFonts w:ascii="Arial" w:hAnsi="Arial" w:cs="Arial"/>
+          <w:sz w:val="24"/>
           <w:lang w:val="es-PE"/>
         </w:rPr>
         <w:t>"una-clave-larga-de-32-caracteres-o-mas"</w:t>
@@ -1124,6 +1163,7 @@
         <w:rPr>
           <w:rStyle w:val="CommentTok"/>
           <w:rFonts w:ascii="Arial" w:hAnsi="Arial" w:cs="Arial"/>
+          <w:sz w:val="24"/>
           <w:lang w:val="es-PE"/>
         </w:rPr>
         <w:t># Linux / macOS</w:t>
@@ -1139,6 +1179,7 @@
         <w:rPr>
           <w:rStyle w:val="CommentTok"/>
           <w:rFonts w:ascii="Arial" w:hAnsi="Arial" w:cs="Arial"/>
+          <w:sz w:val="24"/>
           <w:lang w:val="es-PE"/>
         </w:rPr>
         <w:t># export DB_USER=sa DB_PASSWORD=TU_CLAVE_DE_SA JWT_SECRET=una-clave-larga-de-32-caracteres-o-mas</w:t>
@@ -1161,6 +1202,7 @@
         <w:rPr>
           <w:rStyle w:val="ExtensionTok"/>
           <w:rFonts w:ascii="Arial" w:hAnsi="Arial" w:cs="Arial"/>
+          <w:sz w:val="24"/>
           <w:lang w:val="es-PE"/>
         </w:rPr>
         <w:t>mvn</w:t>
@@ -1169,6 +1211,7 @@
         <w:rPr>
           <w:rStyle w:val="NormalTok"/>
           <w:rFonts w:ascii="Arial" w:hAnsi="Arial" w:cs="Arial"/>
+          <w:sz w:val="24"/>
           <w:lang w:val="es-PE"/>
         </w:rPr>
         <w:t xml:space="preserve"> spring-boot:run</w:t>
@@ -1194,6 +1237,7 @@
         <w:rPr>
           <w:rStyle w:val="VerbatimChar"/>
           <w:rFonts w:ascii="Arial" w:hAnsi="Arial" w:cs="Arial"/>
+          <w:sz w:val="24"/>
           <w:lang w:val="es-PE"/>
         </w:rPr>
         <w:t>http://localhost:8080</w:t>
@@ -1203,40 +1247,56 @@
           <w:rFonts w:ascii="Arial" w:hAnsi="Arial" w:cs="Arial"/>
           <w:lang w:val="es-PE"/>
         </w:rPr>
-        <w:t>. En el primer inicio reemplaza los marcadores de contraseña de los usuarios de prueba por hashes BCrypt.</w:t>
+        <w:t xml:space="preserve">. En el primer inicio reemplaza los marcadores de contraseña de los usuarios de prueba por hashes BCrypt. Si no define DB_PASSWORD, JWT_SECRET, SEED_ADMIN_PASSWORD ni SEED_VENDEDOR_PASSWORD, la API usa los valores de desarrollo de </w:t>
+      </w:r>
+      <w:proofErr w:type="gramStart"/>
+      <w:r>
+        <w:rPr>
+          <w:rFonts w:ascii="Arial" w:hAnsi="Arial" w:cs="Arial"/>
+          <w:lang w:val="es-PE"/>
+        </w:rPr>
+        <w:t>application.properties</w:t>
+      </w:r>
+      <w:proofErr w:type="gramEnd"/>
+      <w:r>
+        <w:rPr>
+          <w:rFonts w:ascii="Arial" w:hAnsi="Arial" w:cs="Arial"/>
+          <w:lang w:val="es-PE"/>
+        </w:rPr>
+        <w:t xml:space="preserve"> (clave de sa de ejemplo y un secreto JWT de ejemplo): úselos solo en pruebas locales y defina los suyos en cualquier otro entorno.</w:t>
       </w:r>
     </w:p>
     <w:tbl>
       <w:tblPr>
-        <w:tblStyle w:val="Tablaconcuadrcula"/>
+        <w:tblStyle w:val="Tablaconcuadrcula1clara-nfasis1"/>
         <w:tblW w:w="0" w:type="auto"/>
         <w:tblLook w:val="0020" w:firstRow="1" w:lastRow="0" w:firstColumn="0" w:lastColumn="0" w:noHBand="0" w:noVBand="0"/>
       </w:tblPr>
       <w:tblGrid>
-        <w:gridCol w:w="1256"/>
+        <w:gridCol w:w="1351"/>
         <w:gridCol w:w="2284"/>
         <w:gridCol w:w="1697"/>
       </w:tblGrid>
       <w:tr>
-        <w:tc>
-          <w:tcPr>
-            <w:tcW w:w="0" w:type="auto"/>
-          </w:tcPr>
-          <w:p>
-            <w:pPr>
-              <w:pStyle w:val="Compact"/>
-              <w:spacing w:line="276" w:lineRule="auto"/>
-              <w:rPr>
-                <w:rFonts w:ascii="Arial" w:hAnsi="Arial" w:cs="Arial"/>
-                <w:b/>
-                <w:bCs/>
-              </w:rPr>
-            </w:pPr>
-            <w:r>
-              <w:rPr>
-                <w:rFonts w:ascii="Arial" w:hAnsi="Arial" w:cs="Arial"/>
-                <w:b/>
-                <w:bCs/>
+        <w:trPr>
+          <w:cnfStyle w:val="100000000000" w:firstRow="1" w:lastRow="0" w:firstColumn="0" w:lastColumn="0" w:oddVBand="0" w:evenVBand="0" w:oddHBand="0" w:evenHBand="0" w:firstRowFirstColumn="0" w:firstRowLastColumn="0" w:lastRowFirstColumn="0" w:lastRowLastColumn="0"/>
+        </w:trPr>
+        <w:tc>
+          <w:tcPr>
+            <w:tcW w:w="0" w:type="auto"/>
+          </w:tcPr>
+          <w:p>
+            <w:pPr>
+              <w:pStyle w:val="Compact"/>
+              <w:rPr>
+                <w:rFonts w:ascii="Arial" w:hAnsi="Arial" w:cs="Arial"/>
+                <w:b w:val="0"/>
+                <w:bCs w:val="0"/>
+              </w:rPr>
+            </w:pPr>
+            <w:r>
+              <w:rPr>
+                <w:rFonts w:ascii="Arial" w:hAnsi="Arial" w:cs="Arial"/>
               </w:rPr>
               <w:t>Usuario</w:t>
             </w:r>
@@ -1249,18 +1309,15 @@
           <w:p>
             <w:pPr>
               <w:pStyle w:val="Compact"/>
-              <w:spacing w:line="276" w:lineRule="auto"/>
-              <w:rPr>
-                <w:rFonts w:ascii="Arial" w:hAnsi="Arial" w:cs="Arial"/>
-                <w:b/>
-                <w:bCs/>
-              </w:rPr>
-            </w:pPr>
-            <w:r>
-              <w:rPr>
-                <w:rFonts w:ascii="Arial" w:hAnsi="Arial" w:cs="Arial"/>
-                <w:b/>
-                <w:bCs/>
+              <w:rPr>
+                <w:rFonts w:ascii="Arial" w:hAnsi="Arial" w:cs="Arial"/>
+                <w:b w:val="0"/>
+                <w:bCs w:val="0"/>
+              </w:rPr>
+            </w:pPr>
+            <w:r>
+              <w:rPr>
+                <w:rFonts w:ascii="Arial" w:hAnsi="Arial" w:cs="Arial"/>
               </w:rPr>
               <w:t>Contraseña inicial</w:t>
             </w:r>
@@ -1273,18 +1330,15 @@
           <w:p>
             <w:pPr>
               <w:pStyle w:val="Compact"/>
-              <w:spacing w:line="276" w:lineRule="auto"/>
-              <w:rPr>
-                <w:rFonts w:ascii="Arial" w:hAnsi="Arial" w:cs="Arial"/>
-                <w:b/>
-                <w:bCs/>
-              </w:rPr>
-            </w:pPr>
-            <w:r>
-              <w:rPr>
-                <w:rFonts w:ascii="Arial" w:hAnsi="Arial" w:cs="Arial"/>
-                <w:b/>
-                <w:bCs/>
+              <w:rPr>
+                <w:rFonts w:ascii="Arial" w:hAnsi="Arial" w:cs="Arial"/>
+                <w:b w:val="0"/>
+                <w:bCs w:val="0"/>
+              </w:rPr>
+            </w:pPr>
+            <w:r>
+              <w:rPr>
+                <w:rFonts w:ascii="Arial" w:hAnsi="Arial" w:cs="Arial"/>
               </w:rPr>
               <w:t>Rol</w:t>
             </w:r>
@@ -1299,7 +1353,6 @@
           <w:p>
             <w:pPr>
               <w:pStyle w:val="Compact"/>
-              <w:spacing w:line="276" w:lineRule="auto"/>
               <w:rPr>
                 <w:rFonts w:ascii="Arial" w:hAnsi="Arial" w:cs="Arial"/>
               </w:rPr>
@@ -1308,6 +1361,7 @@
               <w:rPr>
                 <w:rStyle w:val="VerbatimChar"/>
                 <w:rFonts w:ascii="Arial" w:hAnsi="Arial" w:cs="Arial"/>
+                <w:sz w:val="24"/>
               </w:rPr>
               <w:t>admin</w:t>
             </w:r>
@@ -1320,7 +1374,6 @@
           <w:p>
             <w:pPr>
               <w:pStyle w:val="Compact"/>
-              <w:spacing w:line="276" w:lineRule="auto"/>
               <w:rPr>
                 <w:rFonts w:ascii="Arial" w:hAnsi="Arial" w:cs="Arial"/>
               </w:rPr>
@@ -1329,6 +1382,7 @@
               <w:rPr>
                 <w:rStyle w:val="VerbatimChar"/>
                 <w:rFonts w:ascii="Arial" w:hAnsi="Arial" w:cs="Arial"/>
+                <w:sz w:val="24"/>
               </w:rPr>
               <w:t>Admin123</w:t>
             </w:r>
@@ -1341,7 +1395,6 @@
           <w:p>
             <w:pPr>
               <w:pStyle w:val="Compact"/>
-              <w:spacing w:line="276" w:lineRule="auto"/>
               <w:rPr>
                 <w:rFonts w:ascii="Arial" w:hAnsi="Arial" w:cs="Arial"/>
               </w:rPr>
@@ -1363,7 +1416,6 @@
           <w:p>
             <w:pPr>
               <w:pStyle w:val="Compact"/>
-              <w:spacing w:line="276" w:lineRule="auto"/>
               <w:rPr>
                 <w:rFonts w:ascii="Arial" w:hAnsi="Arial" w:cs="Arial"/>
               </w:rPr>
@@ -1372,6 +1424,7 @@
               <w:rPr>
                 <w:rStyle w:val="VerbatimChar"/>
                 <w:rFonts w:ascii="Arial" w:hAnsi="Arial" w:cs="Arial"/>
+                <w:sz w:val="24"/>
               </w:rPr>
               <w:t>vendedor1</w:t>
             </w:r>
@@ -1384,7 +1437,6 @@
           <w:p>
             <w:pPr>
               <w:pStyle w:val="Compact"/>
-              <w:spacing w:line="276" w:lineRule="auto"/>
               <w:rPr>
                 <w:rFonts w:ascii="Arial" w:hAnsi="Arial" w:cs="Arial"/>
               </w:rPr>
@@ -1393,6 +1445,7 @@
               <w:rPr>
                 <w:rStyle w:val="VerbatimChar"/>
                 <w:rFonts w:ascii="Arial" w:hAnsi="Arial" w:cs="Arial"/>
+                <w:sz w:val="24"/>
               </w:rPr>
               <w:t>Vendedor123</w:t>
             </w:r>
@@ -1405,7 +1458,6 @@
           <w:p>
             <w:pPr>
               <w:pStyle w:val="Compact"/>
-              <w:spacing w:line="276" w:lineRule="auto"/>
               <w:rPr>
                 <w:rFonts w:ascii="Arial" w:hAnsi="Arial" w:cs="Arial"/>
               </w:rPr>
@@ -1422,17 +1474,31 @@
     </w:tbl>
     <w:p>
       <w:pPr>
+        <w:rPr>
+          <w:rFonts w:ascii="Arial" w:eastAsiaTheme="majorEastAsia" w:hAnsi="Arial" w:cs="Arial"/>
+          <w:b/>
+          <w:bCs/>
+          <w:color w:val="4F81BD" w:themeColor="accent1"/>
+        </w:rPr>
+      </w:pPr>
+      <w:bookmarkStart w:id="5" w:name="frontend-react"/>
+      <w:bookmarkEnd w:id="4"/>
+    </w:p>
+    <w:p>
+      <w:pPr>
         <w:pStyle w:val="Ttulo2"/>
         <w:spacing w:line="360" w:lineRule="auto"/>
         <w:rPr>
           <w:rFonts w:ascii="Arial" w:hAnsi="Arial" w:cs="Arial"/>
-        </w:rPr>
-      </w:pPr>
-      <w:bookmarkStart w:id="5" w:name="frontend-react"/>
-      <w:bookmarkEnd w:id="4"/>
-      <w:r>
-        <w:rPr>
-          <w:rFonts w:ascii="Arial" w:hAnsi="Arial" w:cs="Arial"/>
+          <w:sz w:val="32"/>
+          <w:szCs w:val="32"/>
+        </w:rPr>
+      </w:pPr>
+      <w:r>
+        <w:rPr>
+          <w:rFonts w:ascii="Arial" w:hAnsi="Arial" w:cs="Arial"/>
+          <w:sz w:val="32"/>
+          <w:szCs w:val="32"/>
         </w:rPr>
         <w:t>5. Frontend (React)</w:t>
       </w:r>
@@ -1449,6 +1515,7 @@
         <w:rPr>
           <w:rStyle w:val="BuiltInTok"/>
           <w:rFonts w:ascii="Arial" w:hAnsi="Arial" w:cs="Arial"/>
+          <w:sz w:val="24"/>
         </w:rPr>
         <w:t>cd</w:t>
       </w:r>
@@ -1456,6 +1523,7 @@
         <w:rPr>
           <w:rStyle w:val="NormalTok"/>
           <w:rFonts w:ascii="Arial" w:hAnsi="Arial" w:cs="Arial"/>
+          <w:sz w:val="24"/>
         </w:rPr>
         <w:t xml:space="preserve"> 03_Codigo_Fuente/frontend</w:t>
       </w:r>
@@ -1469,6 +1537,7 @@
         <w:rPr>
           <w:rStyle w:val="ExtensionTok"/>
           <w:rFonts w:ascii="Arial" w:hAnsi="Arial" w:cs="Arial"/>
+          <w:sz w:val="24"/>
         </w:rPr>
         <w:t>npm</w:t>
       </w:r>
@@ -1476,6 +1545,7 @@
         <w:rPr>
           <w:rStyle w:val="NormalTok"/>
           <w:rFonts w:ascii="Arial" w:hAnsi="Arial" w:cs="Arial"/>
+          <w:sz w:val="24"/>
         </w:rPr>
         <w:t xml:space="preserve"> install</w:t>
       </w:r>
@@ -1489,6 +1559,7 @@
         <w:rPr>
           <w:rStyle w:val="ExtensionTok"/>
           <w:rFonts w:ascii="Arial" w:hAnsi="Arial" w:cs="Arial"/>
+          <w:sz w:val="24"/>
         </w:rPr>
         <w:t>npm</w:t>
       </w:r>
@@ -1496,6 +1567,7 @@
         <w:rPr>
           <w:rStyle w:val="NormalTok"/>
           <w:rFonts w:ascii="Arial" w:hAnsi="Arial" w:cs="Arial"/>
+          <w:sz w:val="24"/>
         </w:rPr>
         <w:t xml:space="preserve"> run dev</w:t>
       </w:r>
@@ -1514,12 +1586,14 @@
           <w:rFonts w:ascii="Arial" w:hAnsi="Arial" w:cs="Arial"/>
           <w:lang w:val="es-PE"/>
         </w:rPr>
+        <w:lastRenderedPageBreak/>
         <w:t xml:space="preserve">Abrir </w:t>
       </w:r>
       <w:r>
         <w:rPr>
           <w:rStyle w:val="VerbatimChar"/>
           <w:rFonts w:ascii="Arial" w:hAnsi="Arial" w:cs="Arial"/>
+          <w:sz w:val="24"/>
           <w:lang w:val="es-PE"/>
         </w:rPr>
         <w:t>http://localhost:5173</w:t>
@@ -1529,15 +1603,34 @@
           <w:rFonts w:ascii="Arial" w:hAnsi="Arial" w:cs="Arial"/>
           <w:lang w:val="es-PE"/>
         </w:rPr>
-        <w:t xml:space="preserve">. Si la API está en otra dirección, copie </w:t>
+        <w:t xml:space="preserve">. Si la API está en otra dirección, </w:t>
+      </w:r>
+      <w:proofErr w:type="gramStart"/>
+      <w:r>
+        <w:rPr>
+          <w:rFonts w:ascii="Arial" w:hAnsi="Arial" w:cs="Arial"/>
+          <w:lang w:val="es-PE"/>
+        </w:rPr>
+        <w:t xml:space="preserve">copie </w:t>
       </w:r>
       <w:r>
         <w:rPr>
           <w:rStyle w:val="VerbatimChar"/>
           <w:rFonts w:ascii="Arial" w:hAnsi="Arial" w:cs="Arial"/>
-          <w:lang w:val="es-PE"/>
-        </w:rPr>
-        <w:t>.env.example</w:t>
+          <w:sz w:val="24"/>
+          <w:lang w:val="es-PE"/>
+        </w:rPr>
+        <w:t>.env</w:t>
+      </w:r>
+      <w:proofErr w:type="gramEnd"/>
+      <w:r>
+        <w:rPr>
+          <w:rStyle w:val="VerbatimChar"/>
+          <w:rFonts w:ascii="Arial" w:hAnsi="Arial" w:cs="Arial"/>
+          <w:sz w:val="24"/>
+          <w:lang w:val="es-PE"/>
+        </w:rPr>
+        <w:t>.example</w:t>
       </w:r>
       <w:r>
         <w:rPr>
@@ -1550,6 +1643,7 @@
         <w:rPr>
           <w:rStyle w:val="VerbatimChar"/>
           <w:rFonts w:ascii="Arial" w:hAnsi="Arial" w:cs="Arial"/>
+          <w:sz w:val="24"/>
           <w:lang w:val="es-PE"/>
         </w:rPr>
         <w:t>.env</w:t>
@@ -1565,6 +1659,7 @@
         <w:rPr>
           <w:rStyle w:val="VerbatimChar"/>
           <w:rFonts w:ascii="Arial" w:hAnsi="Arial" w:cs="Arial"/>
+          <w:sz w:val="24"/>
           <w:lang w:val="es-PE"/>
         </w:rPr>
         <w:t>VITE_API_URL</w:t>
@@ -1583,6 +1678,8 @@
         <w:spacing w:line="360" w:lineRule="auto"/>
         <w:rPr>
           <w:rFonts w:ascii="Arial" w:hAnsi="Arial" w:cs="Arial"/>
+          <w:sz w:val="24"/>
+          <w:szCs w:val="24"/>
           <w:lang w:val="es-PE"/>
         </w:rPr>
       </w:pPr>
@@ -1591,6 +1688,8 @@
       <w:r>
         <w:rPr>
           <w:rFonts w:ascii="Arial" w:hAnsi="Arial" w:cs="Arial"/>
+          <w:sz w:val="24"/>
+          <w:szCs w:val="24"/>
           <w:lang w:val="es-PE"/>
         </w:rPr>
         <w:t>6. Ejecutar las pruebas</w:t>
@@ -1609,6 +1708,7 @@
         <w:rPr>
           <w:rStyle w:val="BuiltInTok"/>
           <w:rFonts w:ascii="Arial" w:hAnsi="Arial" w:cs="Arial"/>
+          <w:sz w:val="24"/>
           <w:lang w:val="es-PE"/>
         </w:rPr>
         <w:t>cd</w:t>
@@ -1617,6 +1717,7 @@
         <w:rPr>
           <w:rStyle w:val="NormalTok"/>
           <w:rFonts w:ascii="Arial" w:hAnsi="Arial" w:cs="Arial"/>
+          <w:sz w:val="24"/>
           <w:lang w:val="es-PE"/>
         </w:rPr>
         <w:t xml:space="preserve"> 03_Codigo_Fuente/backend</w:t>
@@ -1632,6 +1733,7 @@
         <w:rPr>
           <w:rStyle w:val="ExtensionTok"/>
           <w:rFonts w:ascii="Arial" w:hAnsi="Arial" w:cs="Arial"/>
+          <w:sz w:val="24"/>
           <w:lang w:val="es-PE"/>
         </w:rPr>
         <w:t>mvn</w:t>
@@ -1640,6 +1742,7 @@
         <w:rPr>
           <w:rStyle w:val="NormalTok"/>
           <w:rFonts w:ascii="Arial" w:hAnsi="Arial" w:cs="Arial"/>
+          <w:sz w:val="24"/>
           <w:lang w:val="es-PE"/>
         </w:rPr>
         <w:t xml:space="preserve"> test</w:t>
@@ -1676,8 +1779,7 @@
           <w:rFonts w:ascii="Arial" w:hAnsi="Arial" w:cs="Arial"/>
           <w:lang w:val="es-PE"/>
         </w:rPr>
-        <w:lastRenderedPageBreak/>
-        <w:t>Resultado esperado: al final de la consola debe aparecer Tests run: 14, Failures: 0, Errors: 0, Skipped: 0 y BUILD SUCCESS. En la ejecución del 08/10/2026 (Java 21.0.10) la primera corrida tardó 1 min 40 s: RendimientoTest (1 prueba, incluye el arranque de Spring) y SistemaIntegracionTest (13 pruebas).</w:t>
+        <w:t>Resultado esperado: al final de la consola debe aparecer Tests run: 14, Failures: 0, Errors: 0, Skipped: 0 y BUILD SUCCESS. En las ejecuciones del 08/10/2026 (Java 21.0.10) el tiempo total fue de 1 min 40 s y de 2 min 39 s según la corrida: RendimientoTest (1 prueba, incluye el arranque de Spring) y SistemaIntegracionTest (13 pruebas).</w:t>
       </w:r>
     </w:p>
     <w:p>
@@ -1703,6 +1805,8 @@
         <w:spacing w:line="360" w:lineRule="auto"/>
         <w:rPr>
           <w:rFonts w:ascii="Arial" w:hAnsi="Arial" w:cs="Arial"/>
+          <w:sz w:val="32"/>
+          <w:szCs w:val="32"/>
         </w:rPr>
       </w:pPr>
       <w:bookmarkStart w:id="7" w:name="problemas-frecuentes"/>
@@ -1710,40 +1814,42 @@
       <w:r>
         <w:rPr>
           <w:rFonts w:ascii="Arial" w:hAnsi="Arial" w:cs="Arial"/>
+          <w:sz w:val="32"/>
+          <w:szCs w:val="32"/>
         </w:rPr>
         <w:t>7. Problemas frecuentes</w:t>
       </w:r>
     </w:p>
     <w:tbl>
       <w:tblPr>
-        <w:tblStyle w:val="Tablaconcuadrcula"/>
+        <w:tblStyle w:val="Tablaconcuadrcula1clara-nfasis1"/>
         <w:tblW w:w="5000" w:type="pct"/>
         <w:tblLook w:val="0020" w:firstRow="1" w:lastRow="0" w:firstColumn="0" w:lastColumn="0" w:noHBand="0" w:noVBand="0"/>
       </w:tblPr>
       <w:tblGrid>
-        <w:gridCol w:w="3670"/>
-        <w:gridCol w:w="5384"/>
+        <w:gridCol w:w="4035"/>
+        <w:gridCol w:w="4793"/>
       </w:tblGrid>
       <w:tr>
-        <w:tc>
-          <w:tcPr>
-            <w:tcW w:w="0" w:type="auto"/>
-          </w:tcPr>
-          <w:p>
-            <w:pPr>
-              <w:pStyle w:val="Compact"/>
-              <w:spacing w:line="276" w:lineRule="auto"/>
-              <w:rPr>
-                <w:rFonts w:ascii="Arial" w:hAnsi="Arial" w:cs="Arial"/>
-                <w:b/>
-                <w:bCs/>
-              </w:rPr>
-            </w:pPr>
-            <w:r>
-              <w:rPr>
-                <w:rFonts w:ascii="Arial" w:hAnsi="Arial" w:cs="Arial"/>
-                <w:b/>
-                <w:bCs/>
+        <w:trPr>
+          <w:cnfStyle w:val="100000000000" w:firstRow="1" w:lastRow="0" w:firstColumn="0" w:lastColumn="0" w:oddVBand="0" w:evenVBand="0" w:oddHBand="0" w:evenHBand="0" w:firstRowFirstColumn="0" w:firstRowLastColumn="0" w:lastRowFirstColumn="0" w:lastRowLastColumn="0"/>
+        </w:trPr>
+        <w:tc>
+          <w:tcPr>
+            <w:tcW w:w="0" w:type="auto"/>
+          </w:tcPr>
+          <w:p>
+            <w:pPr>
+              <w:pStyle w:val="Compact"/>
+              <w:rPr>
+                <w:rFonts w:ascii="Arial" w:hAnsi="Arial" w:cs="Arial"/>
+                <w:b w:val="0"/>
+                <w:bCs w:val="0"/>
+              </w:rPr>
+            </w:pPr>
+            <w:r>
+              <w:rPr>
+                <w:rFonts w:ascii="Arial" w:hAnsi="Arial" w:cs="Arial"/>
               </w:rPr>
               <w:t>Síntoma</w:t>
             </w:r>
@@ -1756,18 +1862,15 @@
           <w:p>
             <w:pPr>
               <w:pStyle w:val="Compact"/>
-              <w:spacing w:line="276" w:lineRule="auto"/>
-              <w:rPr>
-                <w:rFonts w:ascii="Arial" w:hAnsi="Arial" w:cs="Arial"/>
-                <w:b/>
-                <w:bCs/>
-              </w:rPr>
-            </w:pPr>
-            <w:r>
-              <w:rPr>
-                <w:rFonts w:ascii="Arial" w:hAnsi="Arial" w:cs="Arial"/>
-                <w:b/>
-                <w:bCs/>
+              <w:rPr>
+                <w:rFonts w:ascii="Arial" w:hAnsi="Arial" w:cs="Arial"/>
+                <w:b w:val="0"/>
+                <w:bCs w:val="0"/>
+              </w:rPr>
+            </w:pPr>
+            <w:r>
+              <w:rPr>
+                <w:rFonts w:ascii="Arial" w:hAnsi="Arial" w:cs="Arial"/>
               </w:rPr>
               <w:t>Causa y solución</w:t>
             </w:r>
@@ -1782,7 +1885,6 @@
           <w:p>
             <w:pPr>
               <w:pStyle w:val="Compact"/>
-              <w:spacing w:line="276" w:lineRule="auto"/>
               <w:rPr>
                 <w:rFonts w:ascii="Arial" w:hAnsi="Arial" w:cs="Arial"/>
               </w:rPr>
@@ -1791,6 +1893,7 @@
               <w:rPr>
                 <w:rStyle w:val="VerbatimChar"/>
                 <w:rFonts w:ascii="Arial" w:hAnsi="Arial" w:cs="Arial"/>
+                <w:sz w:val="24"/>
               </w:rPr>
               <w:t>Login failed for user 'sa'</w:t>
             </w:r>
@@ -1803,7 +1906,6 @@
           <w:p>
             <w:pPr>
               <w:pStyle w:val="Compact"/>
-              <w:spacing w:line="276" w:lineRule="auto"/>
               <w:rPr>
                 <w:rFonts w:ascii="Arial" w:hAnsi="Arial" w:cs="Arial"/>
                 <w:lang w:val="es-PE"/>
@@ -1820,6 +1922,7 @@
               <w:rPr>
                 <w:rStyle w:val="VerbatimChar"/>
                 <w:rFonts w:ascii="Arial" w:hAnsi="Arial" w:cs="Arial"/>
+                <w:sz w:val="24"/>
                 <w:lang w:val="es-PE"/>
               </w:rPr>
               <w:t>sa</w:t>
@@ -1842,7 +1945,6 @@
           <w:p>
             <w:pPr>
               <w:pStyle w:val="Compact"/>
-              <w:spacing w:line="276" w:lineRule="auto"/>
               <w:rPr>
                 <w:rFonts w:ascii="Arial" w:hAnsi="Arial" w:cs="Arial"/>
               </w:rPr>
@@ -1851,6 +1953,7 @@
               <w:rPr>
                 <w:rStyle w:val="VerbatimChar"/>
                 <w:rFonts w:ascii="Arial" w:hAnsi="Arial" w:cs="Arial"/>
+                <w:sz w:val="24"/>
               </w:rPr>
               <w:t>Connection refused</w:t>
             </w:r>
@@ -1864,6 +1967,7 @@
               <w:rPr>
                 <w:rStyle w:val="VerbatimChar"/>
                 <w:rFonts w:ascii="Arial" w:hAnsi="Arial" w:cs="Arial"/>
+                <w:sz w:val="24"/>
               </w:rPr>
               <w:t>localhost:1433</w:t>
             </w:r>
@@ -1876,7 +1980,6 @@
           <w:p>
             <w:pPr>
               <w:pStyle w:val="Compact"/>
-              <w:spacing w:line="276" w:lineRule="auto"/>
               <w:rPr>
                 <w:rFonts w:ascii="Arial" w:hAnsi="Arial" w:cs="Arial"/>
                 <w:lang w:val="es-PE"/>
@@ -1900,7 +2003,6 @@
           <w:p>
             <w:pPr>
               <w:pStyle w:val="Compact"/>
-              <w:spacing w:line="276" w:lineRule="auto"/>
               <w:rPr>
                 <w:rFonts w:ascii="Arial" w:hAnsi="Arial" w:cs="Arial"/>
                 <w:lang w:val="es-PE"/>
@@ -1922,7 +2024,6 @@
           <w:p>
             <w:pPr>
               <w:pStyle w:val="Compact"/>
-              <w:spacing w:line="276" w:lineRule="auto"/>
               <w:rPr>
                 <w:rFonts w:ascii="Arial" w:hAnsi="Arial" w:cs="Arial"/>
                 <w:lang w:val="es-PE"/>
@@ -1939,6 +2040,7 @@
               <w:rPr>
                 <w:rStyle w:val="VerbatimChar"/>
                 <w:rFonts w:ascii="Arial" w:hAnsi="Arial" w:cs="Arial"/>
+                <w:sz w:val="24"/>
                 <w:lang w:val="es-PE"/>
               </w:rPr>
               <w:t>VITE_API_URL</w:t>
@@ -1961,7 +2063,6 @@
           <w:p>
             <w:pPr>
               <w:pStyle w:val="Compact"/>
-              <w:spacing w:line="276" w:lineRule="auto"/>
               <w:rPr>
                 <w:rFonts w:ascii="Arial" w:hAnsi="Arial" w:cs="Arial"/>
                 <w:lang w:val="es-PE"/>
@@ -1983,7 +2084,6 @@
           <w:p>
             <w:pPr>
               <w:pStyle w:val="Compact"/>
-              <w:spacing w:line="276" w:lineRule="auto"/>
               <w:rPr>
                 <w:rFonts w:ascii="Arial" w:hAnsi="Arial" w:cs="Arial"/>
                 <w:lang w:val="es-PE"/>
@@ -2000,6 +2100,7 @@
               <w:rPr>
                 <w:rStyle w:val="VerbatimChar"/>
                 <w:rFonts w:ascii="Arial" w:hAnsi="Arial" w:cs="Arial"/>
+                <w:sz w:val="24"/>
                 <w:lang w:val="es-PE"/>
               </w:rPr>
               <w:t>http://localhost:5173</w:t>
@@ -2011,13 +2112,25 @@
               </w:rPr>
               <w:t xml:space="preserve"> (propiedad </w:t>
             </w:r>
+            <w:proofErr w:type="gramStart"/>
             <w:r>
               <w:rPr>
                 <w:rStyle w:val="VerbatimChar"/>
                 <w:rFonts w:ascii="Arial" w:hAnsi="Arial" w:cs="Arial"/>
+                <w:sz w:val="24"/>
                 <w:lang w:val="es-PE"/>
               </w:rPr>
-              <w:t>app.cors.origins</w:t>
+              <w:t>app.cors</w:t>
+            </w:r>
+            <w:proofErr w:type="gramEnd"/>
+            <w:r>
+              <w:rPr>
+                <w:rStyle w:val="VerbatimChar"/>
+                <w:rFonts w:ascii="Arial" w:hAnsi="Arial" w:cs="Arial"/>
+                <w:sz w:val="24"/>
+                <w:lang w:val="es-PE"/>
+              </w:rPr>
+              <w:t>.origins</w:t>
             </w:r>
             <w:r>
               <w:rPr>
@@ -2037,7 +2150,6 @@
           <w:p>
             <w:pPr>
               <w:pStyle w:val="Compact"/>
-              <w:spacing w:line="276" w:lineRule="auto"/>
               <w:rPr>
                 <w:rFonts w:ascii="Arial" w:hAnsi="Arial" w:cs="Arial"/>
               </w:rPr>
@@ -2046,19 +2158,37 @@
               <w:rPr>
                 <w:rStyle w:val="VerbatimChar"/>
                 <w:rFonts w:ascii="Arial" w:hAnsi="Arial" w:cs="Arial"/>
-              </w:rPr>
-              <w:t>Invalid or unsupported JWT secret</w:t>
-            </w:r>
-          </w:p>
-        </w:tc>
-        <w:tc>
-          <w:tcPr>
-            <w:tcW w:w="0" w:type="auto"/>
-          </w:tcPr>
-          <w:p>
-            <w:pPr>
-              <w:pStyle w:val="Compact"/>
-              <w:spacing w:line="276" w:lineRule="auto"/>
+                <w:sz w:val="24"/>
+              </w:rPr>
+              <w:t xml:space="preserve">Error </w:t>
+            </w:r>
+            <w:proofErr w:type="spellStart"/>
+            <w:r>
+              <w:rPr>
+                <w:rStyle w:val="VerbatimChar"/>
+                <w:rFonts w:ascii="Arial" w:hAnsi="Arial" w:cs="Arial"/>
+                <w:sz w:val="24"/>
+              </w:rPr>
+              <w:t>WeakKeyException</w:t>
+            </w:r>
+            <w:proofErr w:type="spellEnd"/>
+            <w:r>
+              <w:rPr>
+                <w:rStyle w:val="VerbatimChar"/>
+                <w:rFonts w:ascii="Arial" w:hAnsi="Arial" w:cs="Arial"/>
+                <w:sz w:val="24"/>
+              </w:rPr>
+              <w:t xml:space="preserve"> (“The specified key byte array is … bits which is not secure enough…”)</w:t>
+            </w:r>
+          </w:p>
+        </w:tc>
+        <w:tc>
+          <w:tcPr>
+            <w:tcW w:w="0" w:type="auto"/>
+          </w:tcPr>
+          <w:p>
+            <w:pPr>
+              <w:pStyle w:val="Compact"/>
               <w:rPr>
                 <w:rFonts w:ascii="Arial" w:hAnsi="Arial" w:cs="Arial"/>
                 <w:lang w:val="es-PE"/>
@@ -2068,6 +2198,7 @@
               <w:rPr>
                 <w:rStyle w:val="VerbatimChar"/>
                 <w:rFonts w:ascii="Arial" w:hAnsi="Arial" w:cs="Arial"/>
+                <w:sz w:val="24"/>
                 <w:lang w:val="es-PE"/>
               </w:rPr>
               <w:t>JWT_SECRET</w:t>
@@ -2077,7 +2208,7 @@
                 <w:rFonts w:ascii="Arial" w:hAnsi="Arial" w:cs="Arial"/>
                 <w:lang w:val="es-PE"/>
               </w:rPr>
-              <w:t xml:space="preserve"> debe tener 32 caracteres o más.</w:t>
+              <w:t xml:space="preserve"> debe tener 32 caracteres o más (si no se define, se usa el valor de desarrollo).</w:t>
             </w:r>
           </w:p>
         </w:tc>
@@ -2090,7 +2221,6 @@
           <w:p>
             <w:pPr>
               <w:pStyle w:val="Compact"/>
-              <w:spacing w:line="276" w:lineRule="auto"/>
               <w:rPr>
                 <w:rFonts w:ascii="Arial" w:hAnsi="Arial" w:cs="Arial"/>
               </w:rPr>
@@ -2110,7 +2240,6 @@
           <w:p>
             <w:pPr>
               <w:pStyle w:val="Compact"/>
-              <w:spacing w:line="276" w:lineRule="auto"/>
               <w:rPr>
                 <w:rFonts w:ascii="Arial" w:hAnsi="Arial" w:cs="Arial"/>
                 <w:lang w:val="es-PE"/>
@@ -2121,7 +2250,15 @@
                 <w:rFonts w:ascii="Arial" w:hAnsi="Arial" w:cs="Arial"/>
                 <w:lang w:val="es-PE"/>
               </w:rPr>
-              <w:t>Es normal (ByteBuddy). No afecta el resultado; si la compilación y las pruebas terminan en BUILD SUCCESS, puede ignorarse.</w:t>
+              <w:t xml:space="preserve">Es normal (ByteBuddy). No afecta el resultado; si la compilación y las pruebas </w:t>
+            </w:r>
+            <w:r>
+              <w:rPr>
+                <w:rFonts w:ascii="Arial" w:hAnsi="Arial" w:cs="Arial"/>
+                <w:lang w:val="es-PE"/>
+              </w:rPr>
+              <w:lastRenderedPageBreak/>
+              <w:t>terminan en BUILD SUCCESS, puede ignorarse.</w:t>
             </w:r>
           </w:p>
         </w:tc>
@@ -2134,15 +2271,15 @@
           <w:p>
             <w:pPr>
               <w:pStyle w:val="Compact"/>
-              <w:spacing w:line="276" w:lineRule="auto"/>
-              <w:rPr>
-                <w:rFonts w:ascii="Arial" w:hAnsi="Arial" w:cs="Arial"/>
-              </w:rPr>
-            </w:pPr>
-            <w:r>
-              <w:rPr>
-                <w:rFonts w:ascii="Arial" w:hAnsi="Arial" w:cs="Arial"/>
-              </w:rPr>
+              <w:rPr>
+                <w:rFonts w:ascii="Arial" w:hAnsi="Arial" w:cs="Arial"/>
+              </w:rPr>
+            </w:pPr>
+            <w:r>
+              <w:rPr>
+                <w:rFonts w:ascii="Arial" w:hAnsi="Arial" w:cs="Arial"/>
+              </w:rPr>
+              <w:lastRenderedPageBreak/>
               <w:t>Aviso “Using generated security password”</w:t>
             </w:r>
           </w:p>
@@ -2154,7 +2291,6 @@
           <w:p>
             <w:pPr>
               <w:pStyle w:val="Compact"/>
-              <w:spacing w:line="276" w:lineRule="auto"/>
               <w:rPr>
                 <w:rFonts w:ascii="Arial" w:hAnsi="Arial" w:cs="Arial"/>
                 <w:lang w:val="es-PE"/>
@@ -2178,29 +2314,36 @@
           <w:p>
             <w:pPr>
               <w:pStyle w:val="Compact"/>
-              <w:spacing w:line="276" w:lineRule="auto"/>
               <w:rPr>
                 <w:rFonts w:ascii="Arial" w:hAnsi="Arial" w:cs="Arial"/>
                 <w:lang w:val="es-PE"/>
               </w:rPr>
             </w:pPr>
+            <w:proofErr w:type="spellStart"/>
             <w:r>
               <w:rPr>
                 <w:rFonts w:ascii="Arial" w:hAnsi="Arial" w:cs="Arial"/>
                 <w:lang w:val="es-PE"/>
               </w:rPr>
-              <w:t>mvn test tarda más de un minuto</w:t>
-            </w:r>
-          </w:p>
-        </w:tc>
-        <w:tc>
-          <w:tcPr>
-            <w:tcW w:w="0" w:type="auto"/>
-          </w:tcPr>
-          <w:p>
-            <w:pPr>
-              <w:pStyle w:val="Compact"/>
-              <w:spacing w:line="276" w:lineRule="auto"/>
+              <w:t>mvn</w:t>
+            </w:r>
+            <w:proofErr w:type="spellEnd"/>
+            <w:r>
+              <w:rPr>
+                <w:rFonts w:ascii="Arial" w:hAnsi="Arial" w:cs="Arial"/>
+                <w:lang w:val="es-PE"/>
+              </w:rPr>
+              <w:t xml:space="preserve"> test tarda más de un minuto</w:t>
+            </w:r>
+          </w:p>
+        </w:tc>
+        <w:tc>
+          <w:tcPr>
+            <w:tcW w:w="0" w:type="auto"/>
+          </w:tcPr>
+          <w:p>
+            <w:pPr>
+              <w:pStyle w:val="Compact"/>
               <w:rPr>
                 <w:rFonts w:ascii="Arial" w:hAnsi="Arial" w:cs="Arial"/>
                 <w:lang w:val="es-PE"/>
@@ -3554,6 +3697,63 @@
         <w:insideV w:val="single" w:sz="4" w:space="0" w:color="auto"/>
       </w:tblBorders>
     </w:tblPr>
+  </w:style>
+  <w:style w:type="table" w:styleId="Tablaconcuadrcula1clara-nfasis1">
+    <w:name w:val="Grid Table 1 Light Accent 1"/>
+    <w:basedOn w:val="Tablanormal"/>
+    <w:uiPriority w:val="46"/>
+    <w:rsid w:val="00BD0BAF"/>
+    <w:pPr>
+      <w:spacing w:after="0"/>
+    </w:pPr>
+    <w:tblPr>
+      <w:tblStyleRowBandSize w:val="1"/>
+      <w:tblStyleColBandSize w:val="1"/>
+      <w:tblBorders>
+        <w:top w:val="single" w:sz="4" w:space="0" w:color="B8CCE4" w:themeColor="accent1" w:themeTint="66"/>
+        <w:left w:val="single" w:sz="4" w:space="0" w:color="B8CCE4" w:themeColor="accent1" w:themeTint="66"/>
+        <w:bottom w:val="single" w:sz="4" w:space="0" w:color="B8CCE4" w:themeColor="accent1" w:themeTint="66"/>
+        <w:right w:val="single" w:sz="4" w:space="0" w:color="B8CCE4" w:themeColor="accent1" w:themeTint="66"/>
+        <w:insideH w:val="single" w:sz="4" w:space="0" w:color="B8CCE4" w:themeColor="accent1" w:themeTint="66"/>
+        <w:insideV w:val="single" w:sz="4" w:space="0" w:color="B8CCE4" w:themeColor="accent1" w:themeTint="66"/>
+      </w:tblBorders>
+    </w:tblPr>
+    <w:tblStylePr w:type="firstRow">
+      <w:rPr>
+        <w:b/>
+        <w:bCs/>
+      </w:rPr>
+      <w:tblPr/>
+      <w:tcPr>
+        <w:tcBorders>
+          <w:bottom w:val="single" w:sz="12" w:space="0" w:color="95B3D7" w:themeColor="accent1" w:themeTint="99"/>
+        </w:tcBorders>
+      </w:tcPr>
+    </w:tblStylePr>
+    <w:tblStylePr w:type="lastRow">
+      <w:rPr>
+        <w:b/>
+        <w:bCs/>
+      </w:rPr>
+      <w:tblPr/>
+      <w:tcPr>
+        <w:tcBorders>
+          <w:top w:val="double" w:sz="2" w:space="0" w:color="95B3D7" w:themeColor="accent1" w:themeTint="99"/>
+        </w:tcBorders>
+      </w:tcPr>
+    </w:tblStylePr>
+    <w:tblStylePr w:type="firstCol">
+      <w:rPr>
+        <w:b/>
+        <w:bCs/>
+      </w:rPr>
+    </w:tblStylePr>
+    <w:tblStylePr w:type="lastCol">
+      <w:rPr>
+        <w:b/>
+        <w:bCs/>
+      </w:rPr>
+    </w:tblStylePr>
   </w:style>
 </w:styles>
 </file>

--- a/06_Recursos/Guia_Instalacion.docx
+++ b/06_Recursos/Guia_Instalacion.docx
@@ -500,7 +500,15 @@
           <w:sz w:val="32"/>
           <w:szCs w:val="32"/>
         </w:rPr>
-        <w:t>2. Obtener el código</w:t>
+        <w:t xml:space="preserve">2. Obtener el </w:t>
+      </w:r>
+      <w:r>
+        <w:rPr>
+          <w:rFonts w:ascii="Arial" w:hAnsi="Arial" w:cs="Arial"/>
+          <w:sz w:val="32"/>
+          <w:szCs w:val="32"/>
+        </w:rPr>
+        <w:t>Código</w:t>
       </w:r>
     </w:p>
     <w:p>
@@ -508,44 +516,12 @@
         <w:pStyle w:val="SourceCode"/>
         <w:spacing w:line="360" w:lineRule="auto"/>
         <w:rPr>
-          <w:rFonts w:ascii="Arial" w:hAnsi="Arial" w:cs="Arial"/>
-          <w:lang w:val="es-PE"/>
-        </w:rPr>
-      </w:pPr>
-      <w:r>
-        <w:rPr>
-          <w:rStyle w:val="FunctionTok"/>
-          <w:rFonts w:ascii="Arial" w:hAnsi="Arial" w:cs="Arial"/>
-          <w:sz w:val="24"/>
-          <w:lang w:val="es-PE"/>
-        </w:rPr>
-        <w:t>git</w:t>
-      </w:r>
-      <w:r>
-        <w:rPr>
           <w:rStyle w:val="NormalTok"/>
           <w:rFonts w:ascii="Arial" w:hAnsi="Arial" w:cs="Arial"/>
           <w:sz w:val="24"/>
           <w:lang w:val="es-PE"/>
         </w:rPr>
-        <w:t xml:space="preserve"> clone https://github.com/USUARIO/ferreteria-inventario-ventas.git</w:t>
-      </w:r>
-      <w:r>
-        <w:rPr>
-          <w:rFonts w:ascii="Arial" w:hAnsi="Arial" w:cs="Arial"/>
-          <w:lang w:val="es-PE"/>
-        </w:rPr>
-        <w:br/>
-      </w:r>
-      <w:r>
-        <w:rPr>
-          <w:rStyle w:val="BuiltInTok"/>
-          <w:rFonts w:ascii="Arial" w:hAnsi="Arial" w:cs="Arial"/>
-          <w:sz w:val="24"/>
-          <w:lang w:val="es-PE"/>
-        </w:rPr>
-        <w:t>cd</w:t>
-      </w:r>
+      </w:pPr>
       <w:r>
         <w:rPr>
           <w:rStyle w:val="NormalTok"/>
@@ -553,7 +529,28 @@
           <w:sz w:val="24"/>
           <w:lang w:val="es-PE"/>
         </w:rPr>
-        <w:t xml:space="preserve"> ferreteria-inventario-ventas</w:t>
+        <w:t>git clone https://github.com/u00041062-cyber/ferreteria-inventario-ventas.git</w:t>
+      </w:r>
+    </w:p>
+    <w:p>
+      <w:pPr>
+        <w:pStyle w:val="SourceCode"/>
+        <w:spacing w:line="360" w:lineRule="auto"/>
+        <w:rPr>
+          <w:rStyle w:val="NormalTok"/>
+          <w:rFonts w:ascii="Arial" w:hAnsi="Arial" w:cs="Arial"/>
+          <w:sz w:val="24"/>
+          <w:lang w:val="es-PE"/>
+        </w:rPr>
+      </w:pPr>
+      <w:r>
+        <w:rPr>
+          <w:rStyle w:val="NormalTok"/>
+          <w:rFonts w:ascii="Arial" w:hAnsi="Arial" w:cs="Arial"/>
+          <w:sz w:val="24"/>
+          <w:lang w:val="es-PE"/>
+        </w:rPr>
+        <w:t>cd ferreteria-inventario-ventas</w:t>
       </w:r>
     </w:p>
     <w:p>
